--- a/proporsii_methodichka.docx
+++ b/proporsii_methodichka.docx
@@ -684,7 +684,7 @@
       <w:r>
         <w:drawing>
           <wp:inline>
-            <wp:extent cx="3879668" cy="1965960"/>
+            <wp:extent cx="1018902" cy="2135777"/>
             <wp:effectExtent b="0" l="0" r="0" t="0"/>
             <wp:docPr descr="Чертёж задачи P6" title="" id="31" name="Picture"/>
             <a:graphic>
@@ -705,7 +705,7 @@
                   <pic:spPr bwMode="auto">
                     <a:xfrm>
                       <a:off x="0" y="0"/>
-                      <a:ext cx="3879668" cy="1965960"/>
+                      <a:ext cx="1018902" cy="2135777"/>
                     </a:xfrm>
                     <a:prstGeom prst="rect">
                       <a:avLst/>
@@ -810,7 +810,7 @@
       <w:r>
         <w:drawing>
           <wp:inline>
-            <wp:extent cx="3879668" cy="1965960"/>
+            <wp:extent cx="3794760" cy="2090057"/>
             <wp:effectExtent b="0" l="0" r="0" t="0"/>
             <wp:docPr descr="Чертёж задачи P7" title="" id="35" name="Picture"/>
             <a:graphic>
@@ -831,7 +831,7 @@
                   <pic:spPr bwMode="auto">
                     <a:xfrm>
                       <a:off x="0" y="0"/>
-                      <a:ext cx="3879668" cy="1965960"/>
+                      <a:ext cx="3794760" cy="2090057"/>
                     </a:xfrm>
                     <a:prstGeom prst="rect">
                       <a:avLst/>
@@ -1017,7 +1017,7 @@
         <w:t xml:space="preserve"> </w:t>
       </w:r>
       <w:r>
-        <w:t xml:space="preserve">По ключу: площади частей 72 см² и 108 см².</w:t>
+        <w:t xml:space="preserve">Вторая сторона: 180 ÷ 10 = 18 см. Делим 18 в отношении 2:3: всего 5 частей, одна часть 18 ÷ 5 = 3,6 см. Отрезки 7,2 см и 10,8 см. Площади: 10×7,2 = 72 и 10×10,8 = 108.</w:t>
       </w:r>
     </w:p>
     <w:p>
@@ -1062,7 +1062,7 @@
       <w:r>
         <w:drawing>
           <wp:inline>
-            <wp:extent cx="3879668" cy="1965960"/>
+            <wp:extent cx="2233748" cy="2063931"/>
             <wp:effectExtent b="0" l="0" r="0" t="0"/>
             <wp:docPr descr="Чертёж задачи P9" title="" id="43" name="Picture"/>
             <a:graphic>
@@ -1083,7 +1083,7 @@
                   <pic:spPr bwMode="auto">
                     <a:xfrm>
                       <a:off x="0" y="0"/>
-                      <a:ext cx="3879668" cy="1965960"/>
+                      <a:ext cx="2233748" cy="2063931"/>
                     </a:xfrm>
                     <a:prstGeom prst="rect">
                       <a:avLst/>
@@ -1125,7 +1125,7 @@
         <w:t xml:space="preserve"> </w:t>
       </w:r>
       <w:r>
-        <w:t xml:space="preserve">Квадрат 12×12 разрезали в отношении 1:3. Введите площади двух фигур (через запятую).</w:t>
+        <w:t xml:space="preserve">Квадрат 12×12 см разрезали в отношении 1:3. Введите площади двух фигур (через запятую).</w:t>
       </w:r>
     </w:p>
     <w:p>
@@ -1143,7 +1143,7 @@
         <w:t xml:space="preserve"> </w:t>
       </w:r>
       <w:r>
-        <w:t xml:space="preserve">12 делим на 4: 3 и 9. Площади 12×3=36 и 12×9=108.</w:t>
+        <w:t xml:space="preserve">Сторону 12 см делим в отношении 1:3: всего 4 части по длине, получаются отрезки 3 см и 9 см. Площади: 12·3 = 36 и 12·9 = 108.</w:t>
       </w:r>
     </w:p>
     <w:p>
@@ -1269,7 +1269,7 @@
         <w:t xml:space="preserve"> </w:t>
       </w:r>
       <w:r>
-        <w:t xml:space="preserve">Первая 100, вторая 300. 300 ÷ 100 = 3.</w:t>
+        <w:t xml:space="preserve">Квадрат 10×10 даёт площадь 100 см². Тогда вторая часть по площади 400 − 100 = 300 см². Сравниваем: 300 ÷ 100 = 3.</w:t>
       </w:r>
     </w:p>
     <w:p>
@@ -1405,7 +1405,7 @@
         <w:t xml:space="preserve"> </w:t>
       </w:r>
       <w:r>
-        <w:t xml:space="preserve">По ключу тренажера ответ: 240 см².</w:t>
+        <w:t xml:space="preserve">Пусть части 3k и 5k. Разница 5k − 3k = 2k = 40, значит k = 20. Всего 3k + 5k = 8k = 160.</w:t>
       </w:r>
     </w:p>
     <w:p>
@@ -1423,7 +1423,7 @@
         <w:t xml:space="preserve"> </w:t>
       </w:r>
       <w:r>
-        <w:t xml:space="preserve">240 см²</w:t>
+        <w:t xml:space="preserve">160 см²</w:t>
       </w:r>
     </w:p>
     <w:p>
@@ -1531,7 +1531,7 @@
         <w:t xml:space="preserve"> </w:t>
       </w:r>
       <w:r>
-        <w:t xml:space="preserve">Общая 15000, квадрат 2500, остаток 14500.</w:t>
+        <w:t xml:space="preserve">Вся площадь 300·50 = 15000 см². Квадрат 50·50 = 2500 см². Вторая часть: 15000 − 2500 = 12500.</w:t>
       </w:r>
     </w:p>
     <w:p>
@@ -1549,7 +1549,7 @@
         <w:t xml:space="preserve"> </w:t>
       </w:r>
       <w:r>
-        <w:t xml:space="preserve">14500 см²</w:t>
+        <w:t xml:space="preserve">12500 см²</w:t>
       </w:r>
     </w:p>
     <w:p>
@@ -1639,7 +1639,7 @@
         <w:t xml:space="preserve"> </w:t>
       </w:r>
       <w:r>
-        <w:t xml:space="preserve">Разрез в отношении 1:6. Большая часть на 100 см² больше меньшей. Найдите общую площадь.</w:t>
+        <w:t xml:space="preserve">Площади частей относятся как 1:6. Большая часть на 100 см² больше меньшей. Найдите общую площадь.</w:t>
       </w:r>
     </w:p>
     <w:p>
@@ -1657,7 +1657,7 @@
         <w:t xml:space="preserve"> </w:t>
       </w:r>
       <w:r>
-        <w:t xml:space="preserve">По ключу тренажера ответ: 700 см².</w:t>
+        <w:t xml:space="preserve">Пусть площади меньшей и большей частей k и 6k (см²). Тогда 6k − k = 5k = 100, k = 20. Всего k + 6k = 7k = 140.</w:t>
       </w:r>
     </w:p>
     <w:p>
@@ -1675,7 +1675,7 @@
         <w:t xml:space="preserve"> </w:t>
       </w:r>
       <w:r>
-        <w:t xml:space="preserve">700 см²</w:t>
+        <w:t xml:space="preserve">140 см²</w:t>
       </w:r>
     </w:p>
     <w:p>
@@ -1765,7 +1765,7 @@
         <w:t xml:space="preserve"> </w:t>
       </w:r>
       <w:r>
-        <w:t xml:space="preserve">Три части: первая в 2 раза больше второй, третья равна сумме первых двух. Общая площадь 240. Найдите все части (через запятую).</w:t>
+        <w:t xml:space="preserve">Три части: первая в 2 раза больше второй, третья равна сумме первых двух. Общая площадь 240 см². Найдите все части (через запятую).</w:t>
       </w:r>
     </w:p>
     <w:p>
@@ -1783,7 +1783,7 @@
         <w:t xml:space="preserve"> </w:t>
       </w:r>
       <w:r>
-        <w:t xml:space="preserve">Пусть вторая x, тогда первая 2x, третья 3x. 6x=240 =&gt; x=40.</w:t>
+        <w:t xml:space="preserve">Пусть вторая x см², тогда первая 2x, третья 2x + x = 3x. Сумма 2x + x + 3x = 6x = 240 см², значит x = 40. Части: 80, 40 и 120 см².</w:t>
       </w:r>
     </w:p>
     <w:p>
@@ -1801,7 +1801,7 @@
         <w:t xml:space="preserve"> </w:t>
       </w:r>
       <w:r>
-        <w:t xml:space="preserve">40 см², 80 см², 120 см²</w:t>
+        <w:t xml:space="preserve">80 см², 40 см², 120 см²</w:t>
       </w:r>
     </w:p>
     <w:p>
@@ -2244,7 +2244,7 @@
               <w:pStyle w:val="Compact"/>
             </w:pPr>
             <w:r>
-              <w:t xml:space="preserve">240 см²</w:t>
+              <w:t xml:space="preserve">160 см²</w:t>
             </w:r>
           </w:p>
         </w:tc>
@@ -2268,7 +2268,7 @@
               <w:pStyle w:val="Compact"/>
             </w:pPr>
             <w:r>
-              <w:t xml:space="preserve">14500 см²</w:t>
+              <w:t xml:space="preserve">12500 см²</w:t>
             </w:r>
           </w:p>
         </w:tc>
@@ -2292,7 +2292,7 @@
               <w:pStyle w:val="Compact"/>
             </w:pPr>
             <w:r>
-              <w:t xml:space="preserve">700 см²</w:t>
+              <w:t xml:space="preserve">140 см²</w:t>
             </w:r>
           </w:p>
         </w:tc>
@@ -2316,7 +2316,7 @@
               <w:pStyle w:val="Compact"/>
             </w:pPr>
             <w:r>
-              <w:t xml:space="preserve">40 см², 80 см², 120 см²</w:t>
+              <w:t xml:space="preserve">80 см², 40 см², 120 см²</w:t>
             </w:r>
           </w:p>
         </w:tc>

--- a/proporsii_methodichka.docx
+++ b/proporsii_methodichka.docx
@@ -684,7 +684,7 @@
       <w:r>
         <w:drawing>
           <wp:inline>
-            <wp:extent cx="1018902" cy="2135777"/>
+            <wp:extent cx="1254034" cy="2024742"/>
             <wp:effectExtent b="0" l="0" r="0" t="0"/>
             <wp:docPr descr="Чертёж задачи P6" title="" id="31" name="Picture"/>
             <a:graphic>
@@ -705,7 +705,7 @@
                   <pic:spPr bwMode="auto">
                     <a:xfrm>
                       <a:off x="0" y="0"/>
-                      <a:ext cx="1018902" cy="2135777"/>
+                      <a:ext cx="1254034" cy="2024742"/>
                     </a:xfrm>
                     <a:prstGeom prst="rect">
                       <a:avLst/>
@@ -810,7 +810,7 @@
       <w:r>
         <w:drawing>
           <wp:inline>
-            <wp:extent cx="3794760" cy="2090057"/>
+            <wp:extent cx="4108268" cy="2050868"/>
             <wp:effectExtent b="0" l="0" r="0" t="0"/>
             <wp:docPr descr="Чертёж задачи P7" title="" id="35" name="Picture"/>
             <a:graphic>
@@ -831,7 +831,7 @@
                   <pic:spPr bwMode="auto">
                     <a:xfrm>
                       <a:off x="0" y="0"/>
-                      <a:ext cx="3794760" cy="2090057"/>
+                      <a:ext cx="4108268" cy="2050868"/>
                     </a:xfrm>
                     <a:prstGeom prst="rect">
                       <a:avLst/>
@@ -1062,7 +1062,7 @@
       <w:r>
         <w:drawing>
           <wp:inline>
-            <wp:extent cx="2233748" cy="2063931"/>
+            <wp:extent cx="2390502" cy="2024742"/>
             <wp:effectExtent b="0" l="0" r="0" t="0"/>
             <wp:docPr descr="Чертёж задачи P9" title="" id="43" name="Picture"/>
             <a:graphic>
@@ -1083,7 +1083,7 @@
                   <pic:spPr bwMode="auto">
                     <a:xfrm>
                       <a:off x="0" y="0"/>
-                      <a:ext cx="2233748" cy="2063931"/>
+                      <a:ext cx="2390502" cy="2024742"/>
                     </a:xfrm>
                     <a:prstGeom prst="rect">
                       <a:avLst/>
